--- a/OpenNL_manuscript_combined.docx
+++ b/OpenNL_manuscript_combined.docx
@@ -141,7 +141,31 @@
         </m:r>
       </m:oMath>
       <w:r>
-        <w:t xml:space="preserve">-permutation heuristic sweep alongside a 5-iteration multi-start stability analysis. This approach establishes a fundamental distinction between numerical convergence and heuristic sensitivity. The multi-start solver exhibits high numerical stability ($ ext{SD} &lt; 0.025$ SII) for any fixed parameter set. In contrast, prescribed targets display extreme heuristic sensitivity in severe-sloping configurations. Minor rule modifications can swing modeled monaural loudness between 0.9 and 5.3 sones.</w:t>
+        <w:t xml:space="preserve">-permutation heuristic sweep alongside a 5-iteration multi-start stability analysis. This approach establishes a fundamental distinction between numerical convergence and heuristic sensitivity. The multi-start solver exhibits high numerical stability (</w:t>
+      </w:r>
+      <m:oMath>
+        <m:r>
+          <m:rPr>
+            <m:nor/>
+            <m:sty m:val="p"/>
+          </m:rPr>
+          <m:t>SD</m:t>
+        </m:r>
+        <m:r>
+          <m:rPr>
+            <m:sty m:val="p"/>
+          </m:rPr>
+          <m:t>&lt;</m:t>
+        </m:r>
+        <m:r>
+          <m:t>0.025</m:t>
+        </m:r>
+      </m:oMath>
+      <w:r>
+        <w:t xml:space="preserve"> </w:t>
+      </w:r>
+      <w:r>
+        <w:t xml:space="preserve">SII) for any fixed parameter set. In contrast, prescribed targets display extreme heuristic sensitivity in severe-sloping configurations. Minor rule modifications can swing modeled monaural loudness between 0.9 and 5.3 sones.</w:t>
       </w:r>
     </w:p>
     <w:p>

--- a/OpenNL_manuscript_combined.docx
+++ b/OpenNL_manuscript_combined.docx
@@ -457,7 +457,10 @@
         <w:t xml:space="preserve">open_nl()</w:t>
       </w:r>
       <w:r>
-        <w:t xml:space="preserve">,</w:t>
+        <w:t xml:space="preserve"> </w:t>
+      </w:r>
+      <w:r>
+        <w:t xml:space="preserve">and</w:t>
       </w:r>
       <w:r>
         <w:t xml:space="preserve"> </w:t>
@@ -467,18 +470,6 @@
           <w:rStyle w:val="VerbatimChar"/>
         </w:rPr>
         <w:t xml:space="preserve">calculate_loudness()</w:t>
-      </w:r>
-      <w:r>
-        <w:t xml:space="preserve">, and</w:t>
-      </w:r>
-      <w:r>
-        <w:t xml:space="preserve"> </w:t>
-      </w:r>
-      <w:r>
-        <w:rPr>
-          <w:rStyle w:val="VerbatimChar"/>
-        </w:rPr>
-        <w:t xml:space="preserve">launch_app()</w:t>
       </w:r>
       <w:r>
         <w:t xml:space="preserve">—were developed by the author as original contributions. In accordance with AIP Publishing guidelines, AI tool usage is explicitly disclosed: Google Gemini (DeepMind, Google LLC) was utilized as an interactive programming and copyediting assistant for refactoring C++ and R algorithms, generating data visualizations, and condensing manuscript prose into JASA standards. The author rigorously reviewed and verified all outputs, taking full responsibility for algorithm design, data integrity, and manuscript content. Specifically, all AI-refactored computational logic was systematically verified by executing exact numerical regression tests against pre-refactor outputs across the seven canonical audiometric profiles, ensuring absolute mathematical parity during translation.</w:t>

--- a/OpenNL_manuscript_combined.docx
+++ b/OpenNL_manuscript_combined.docx
@@ -3465,13 +3465,7 @@
         <w:pStyle w:val="FirstParagraph"/>
       </w:pPr>
       <w:r>
-        <w:t xml:space="preserve">While the previous section established the tool’s numerical stability, applying it to a physiological boundary problem demonstrates its analytical utility. A central problem in modern audiology is that standard clinical models operate on a monaural basis, failing to account for idiosyncratic binaural broadband loudness summation. The fact that established prescriptions like NAL-NL2 share this vulnerability to unpredictable binaural loudness is precisely why having an open, parameterizable model like Open-NL is valuable: it provides a testbed to isolate and simulate the effect of this field-wide blind spot without it being buried under empirical</w:t>
-      </w:r>
-      <w:r>
-        <w:t xml:space="preserve"> </w:t>
-      </w:r>
-      <w:r>
-        <w:t xml:space="preserve">“fudge factors.”</w:t>
+        <w:t xml:space="preserve">While the previous section established the tool’s numerical stability, applying it to a physiological boundary problem demonstrates its analytical utility. A central problem in modern audiology is that standard clinical models operate on a monaural basis, failing to account for idiosyncratic binaural broadband loudness summation. The fact that established prescriptions like NAL-NL2 share this vulnerability to unpredictable binaural loudness is precisely why having an open, parameterizable model like Open-NL is valuable: it provides a testbed to isolate and simulate the effect of this field-wide blind spot without it being buried under opaque empirical corrections.</w:t>
       </w:r>
     </w:p>
     <w:p>

--- a/OpenNL_manuscript_combined.docx
+++ b/OpenNL_manuscript_combined.docx
@@ -3473,23 +3473,7 @@
         <w:pStyle w:val="BodyText"/>
       </w:pPr>
       <w:r>
-        <w:t xml:space="preserve">The following comparison between Open-NL and NAL-NL2 is therefore not presented as a finding about Open-NL’s amplification superiority, but as a</w:t>
-      </w:r>
-      <w:r>
-        <w:t xml:space="preserve"> </w:t>
-      </w:r>
-      <w:r>
-        <w:rPr>
-          <w:b/>
-          <w:bCs/>
-        </w:rPr>
-        <w:t xml:space="preserve">worked demonstration</w:t>
-      </w:r>
-      <w:r>
-        <w:t xml:space="preserve"> </w:t>
-      </w:r>
-      <w:r>
-        <w:t xml:space="preserve">of the framework’s ability to expose structural vulnerabilities that the field cannot solve from the pure-tone audiogram alone.</w:t>
+        <w:t xml:space="preserve">The following comparison between Open-NL and NAL-NL2 is therefore not presented as a finding about Open-NL’s amplification superiority, but as a worked demonstration of the framework’s ability to expose structural vulnerabilities that the field cannot solve from the pure-tone audiogram alone.</w:t>
       </w:r>
     </w:p>
     <w:p>

--- a/OpenNL_manuscript_combined.docx
+++ b/OpenNL_manuscript_combined.docx
@@ -3519,20 +3519,7 @@
         <w:pStyle w:val="BodyText"/>
       </w:pPr>
       <w:r>
-        <w:t xml:space="preserve">Crucially,</w:t>
-      </w:r>
-      <w:r>
-        <w:t xml:space="preserve"> </w:t>
-      </w:r>
-      <w:r>
-        <w:rPr>
-          <w:b/>
-          <w:bCs/>
-        </w:rPr>
-        <w:t xml:space="preserve">NAL-NL2 shares the exact same binaural broadband loudness summation vulnerability as Open-NL</w:t>
-      </w:r>
-      <w:r>
-        <w:t xml:space="preserve">. NAL-NL2 applies the identical, standard level-dependent 2–6 dB bilateral reduction derived from normal-hearing listeners, failing equally to account for the excess broadband summation documented in hearing-impaired populations (see Section II.A). The reason NAL-NL2 does not trigger widespread clinical loudness rejection is not because its underlying loudness model is physiologically complete, but because its empirical derivations incorporated heavy, post-hoc regularizations—including global gain reductions (-2 dB for females, -3 dB for new users), compressed dynamic range ceilings, and conservative high-frequency roll-offs—combined with routine clinical reliance on the</w:t>
+        <w:t xml:space="preserve">Crucially, NAL-NL2 shares the exact same binaural broadband loudness summation vulnerability as Open-NL. NAL-NL2 applies the identical, standard level-dependent 2–6 dB bilateral reduction derived from normal-hearing listeners, failing equally to account for the excess broadband summation documented in hearing-impaired populations (see Section II.A). The reason NAL-NL2 does not trigger widespread clinical loudness rejection is not because its underlying loudness model is physiologically complete, but because its empirical derivations incorporated heavy, post-hoc regularizations—including global gain reductions (-2 dB for females, -3 dB for new users), compressed dynamic range ceilings, and conservative high-frequency roll-offs—combined with routine clinical reliance on the</w:t>
       </w:r>
       <w:r>
         <w:t xml:space="preserve"> </w:t>

--- a/OpenNL_manuscript_combined.docx
+++ b/OpenNL_manuscript_combined.docx
@@ -3547,20 +3547,7 @@
         <w:pStyle w:val="BodyText"/>
       </w:pPr>
       <w:r>
-        <w:t xml:space="preserve">By intentionally executing this evaluation with the aggressive 60 dB HL booster mode engaged, Open-NL deliberately strips away these empirical dampers. This stress-testing reveals that when an unregularized numerical optimizer operates strictly beneath standard monaural loudness models, it aggressively pushes high-frequency gain and exploits the objective function, producing targets that are structurally anti-conservative for bilateral fittings. Rather than merely mimicking NAL-NL2’s output envelope, Open-NL’s diagnostic value lies in demonstrating that</w:t>
-      </w:r>
-      <w:r>
-        <w:t xml:space="preserve"> </w:t>
-      </w:r>
-      <w:r>
-        <w:rPr>
-          <w:b/>
-          <w:bCs/>
-        </w:rPr>
-        <w:t xml:space="preserve">relying exclusively on static monaural loudness assumptions introduces substantial anti-conservative risks for the significant cohort of patients (30–40%) exhibiting excess bilateral summation</w:t>
-      </w:r>
-      <w:r>
-        <w:t xml:space="preserve">. This strongly suggests that future prescriptive frameworks (e.g., NAL-NL3 and Open-NL v2) cannot resolve bilateral loudness through static audiometric equations, but must directly integrate individualized broadband loudness scaling (</w:t>
+        <w:t xml:space="preserve">By intentionally executing this evaluation with the aggressive 60 dB HL booster mode engaged, Open-NL deliberately strips away these empirical dampers. This stress-testing reveals that when an unregularized numerical optimizer operates strictly beneath standard monaural loudness models, it aggressively pushes high-frequency gain and exploits the objective function, producing targets that are structurally anti-conservative for bilateral fittings. Rather than merely mimicking NAL-NL2’s output envelope, Open-NL’s diagnostic value lies in demonstrating that relying exclusively on static monaural loudness assumptions introduces substantial anti-conservative risks for the significant cohort of patients (30–40%) exhibiting excess bilateral summation. This strongly suggests that future prescriptive frameworks (e.g., NAL-NL3 and Open-NL v2) cannot resolve bilateral loudness through static audiometric equations, but must directly integrate individualized broadband loudness scaling (</w:t>
       </w:r>
       <w:r>
         <w:rPr>

--- a/OpenNL_manuscript_combined.docx
+++ b/OpenNL_manuscript_combined.docx
@@ -3622,39 +3622,13 @@
         <w:t xml:space="preserve"> </w:t>
       </w:r>
       <w:r>
-        <w:t xml:space="preserve">-</w:t>
-      </w:r>
-      <w:r>
-        <w:t xml:space="preserve"> </w:t>
-      </w:r>
-      <w:r>
-        <w:rPr>
-          <w:b/>
-          <w:bCs/>
-        </w:rPr>
-        <w:t xml:space="preserve">HASPI (Hearing Aid Speech Perception Index; Kates &amp; Arehart, 2022)</w:t>
-      </w:r>
-      <w:r>
-        <w:t xml:space="preserve">: Accurately simulates peripheral auditory processing, basilar membrane compression loss, auditory nerve firing rates, and envelope modulation integrity.</w:t>
-      </w:r>
-      <w:r>
-        <w:t xml:space="preserve"> </w:t>
-      </w:r>
-      <w:r>
-        <w:t xml:space="preserve">-</w:t>
-      </w:r>
-      <w:r>
-        <w:t xml:space="preserve"> </w:t>
-      </w:r>
-      <w:r>
-        <w:rPr>
-          <w:b/>
-          <w:bCs/>
-        </w:rPr>
-        <w:t xml:space="preserve">HASQI (Hearing Aid Speech Quality Index; Kates &amp; Arehart, 2022)</w:t>
-      </w:r>
-      <w:r>
-        <w:t xml:space="preserve">: Evaluates non-linear harmonic distortion, envelope fidelity, and spectral fine-structure cross-correlation between aided and reference speech signals.</w:t>
+        <w:t xml:space="preserve">- HASPI (Hearing Aid Speech Perception Index; Kates &amp; Arehart, 2022): Accurately simulates peripheral auditory processing, basilar membrane compression loss, auditory nerve firing rates, and envelope modulation integrity.</w:t>
+      </w:r>
+      <w:r>
+        <w:t xml:space="preserve"> </w:t>
+      </w:r>
+      <w:r>
+        <w:t xml:space="preserve">- HASQI (Hearing Aid Speech Quality Index; Kates &amp; Arehart, 2022): Evaluates non-linear harmonic distortion, envelope fidelity, and spectral fine-structure cross-correlation between aided and reference speech signals.</w:t>
       </w:r>
       <w:r>
         <w:t xml:space="preserve"> </w:t>

--- a/OpenNL_manuscript_combined.docx
+++ b/OpenNL_manuscript_combined.docx
@@ -6392,7 +6392,7 @@
           <wp:inline>
             <wp:extent cx="5334000" cy="4445000"/>
             <wp:effectExtent b="0" l="0" r="0" t="0"/>
-            <wp:docPr descr="Final Insertion Gain Targets for 50, 65, and 80 dB SPL Inputs across standard audiometric profiles, illustrating Open-NL’s multi-level constraint-based optimization relative to NAL-NL2." title="" id="29" name="Picture"/>
+            <wp:docPr descr="Final Insertion Gain Targets for 50, 65, and 80 dB SPL Inputs across standard audiometric profiles, illustrating Open-NL’s multi-level constraint-based optimization relative to NAL-NL2 (Severe-loss booster set to Aggressive mode for profiles A4 and A5)." title="" id="29" name="Picture"/>
             <a:graphic>
               <a:graphicData uri="http://schemas.openxmlformats.org/drawingml/2006/picture">
                 <pic:pic>
@@ -6435,7 +6435,7 @@
         <w:pStyle w:val="ImageCaption"/>
       </w:pPr>
       <w:r>
-        <w:t xml:space="preserve">Final Insertion Gain Targets for 50, 65, and 80 dB SPL Inputs across standard audiometric profiles, illustrating Open-NL’s multi-level constraint-based optimization relative to NAL-NL2.</w:t>
+        <w:t xml:space="preserve">Final Insertion Gain Targets for 50, 65, and 80 dB SPL Inputs across standard audiometric profiles, illustrating Open-NL’s multi-level constraint-based optimization relative to NAL-NL2 (Severe-loss booster set to Aggressive mode for profiles A4 and A5).</w:t>
       </w:r>
     </w:p>
     <w:p>

--- a/OpenNL_manuscript_combined.docx
+++ b/OpenNL_manuscript_combined.docx
@@ -15412,10 +15412,7 @@
               <w:jc w:val="left"/>
             </w:pPr>
             <w:r>
-              <w:rPr>
-                <w:rStyle w:val="VerbatimChar"/>
-              </w:rPr>
-              <w:t xml:space="preserve">custom_occluded</w:t>
+              <w:t xml:space="preserve">Custom Occluded</w:t>
             </w:r>
           </w:p>
         </w:tc>
@@ -15501,10 +15498,7 @@
               <w:jc w:val="left"/>
             </w:pPr>
             <w:r>
-              <w:rPr>
-                <w:rStyle w:val="VerbatimChar"/>
-              </w:rPr>
-              <w:t xml:space="preserve">open_dome</w:t>
+              <w:t xml:space="preserve">Open Dome</w:t>
             </w:r>
           </w:p>
         </w:tc>
@@ -15590,10 +15584,7 @@
               <w:jc w:val="left"/>
             </w:pPr>
             <w:r>
-              <w:rPr>
-                <w:rStyle w:val="VerbatimChar"/>
-              </w:rPr>
-              <w:t xml:space="preserve">tulip_dome</w:t>
+              <w:t xml:space="preserve">Tulip Dome</w:t>
             </w:r>
           </w:p>
         </w:tc>
@@ -15679,10 +15670,7 @@
               <w:jc w:val="left"/>
             </w:pPr>
             <w:r>
-              <w:rPr>
-                <w:rStyle w:val="VerbatimChar"/>
-              </w:rPr>
-              <w:t xml:space="preserve">double_dome</w:t>
+              <w:t xml:space="preserve">Double Dome</w:t>
             </w:r>
           </w:p>
         </w:tc>
@@ -15768,10 +15756,7 @@
               <w:jc w:val="left"/>
             </w:pPr>
             <w:r>
-              <w:rPr>
-                <w:rStyle w:val="VerbatimChar"/>
-              </w:rPr>
-              <w:t xml:space="preserve">vent_1mm_solid</w:t>
+              <w:t xml:space="preserve">Vent (1mm Solid)</w:t>
             </w:r>
           </w:p>
         </w:tc>
@@ -15857,10 +15842,7 @@
               <w:jc w:val="left"/>
             </w:pPr>
             <w:r>
-              <w:rPr>
-                <w:rStyle w:val="VerbatimChar"/>
-              </w:rPr>
-              <w:t xml:space="preserve">vent_2mm_solid</w:t>
+              <w:t xml:space="preserve">Vent (2mm Solid)</w:t>
             </w:r>
           </w:p>
         </w:tc>
@@ -15946,10 +15928,7 @@
               <w:jc w:val="left"/>
             </w:pPr>
             <w:r>
-              <w:rPr>
-                <w:rStyle w:val="VerbatimChar"/>
-              </w:rPr>
-              <w:t xml:space="preserve">vent_3mm_solid</w:t>
+              <w:t xml:space="preserve">Vent (3mm Solid)</w:t>
             </w:r>
           </w:p>
         </w:tc>
@@ -16035,10 +16014,7 @@
               <w:jc w:val="left"/>
             </w:pPr>
             <w:r>
-              <w:rPr>
-                <w:rStyle w:val="VerbatimChar"/>
-              </w:rPr>
-              <w:t xml:space="preserve">vent_1mm_hollow</w:t>
+              <w:t xml:space="preserve">Vent (1mm Hollow)</w:t>
             </w:r>
           </w:p>
         </w:tc>
@@ -16124,10 +16100,7 @@
               <w:jc w:val="left"/>
             </w:pPr>
             <w:r>
-              <w:rPr>
-                <w:rStyle w:val="VerbatimChar"/>
-              </w:rPr>
-              <w:t xml:space="preserve">vent_2mm_hollow</w:t>
+              <w:t xml:space="preserve">Vent (2mm Hollow)</w:t>
             </w:r>
           </w:p>
         </w:tc>
@@ -16213,10 +16186,7 @@
               <w:jc w:val="left"/>
             </w:pPr>
             <w:r>
-              <w:rPr>
-                <w:rStyle w:val="VerbatimChar"/>
-              </w:rPr>
-              <w:t xml:space="preserve">vent_3mm_hollow</w:t>
+              <w:t xml:space="preserve">Vent (3mm Hollow)</w:t>
             </w:r>
           </w:p>
         </w:tc>

--- a/OpenNL_manuscript_combined.docx
+++ b/OpenNL_manuscript_combined.docx
@@ -17570,6 +17570,9 @@
         <w:t xml:space="preserve"> </w:t>
       </w:r>
       <w:r>
+        <w:t xml:space="preserve">\begin{equation}</w:t>
+      </w:r>
+      <w:r>
         <w:t xml:space="preserve"> </w:t>
       </w:r>
       <w:r>
@@ -17577,19 +17580,107 @@
           <w:i/>
           <w:iCs/>
         </w:rPr>
+        <w:t xml:space="preserve">{base} =</w:t>
+      </w:r>
+      <w:r>
+        <w:rPr>
+          <w:i/>
+          <w:iCs/>
+        </w:rPr>
+        <w:t xml:space="preserve"> </w:t>
+      </w:r>
+      <w:r>
+        <w:rPr>
+          <w:i/>
+          <w:iCs/>
+        </w:rPr>
+        <w:t xml:space="preserve">(</w:t>
+      </w:r>
+      <w:r>
+        <w:t xml:space="preserve">{sn},</w:t>
+      </w:r>
+      <w:r>
+        <w:t xml:space="preserve"> </w:t>
+      </w:r>
+      <w:r>
+        <w:rPr>
+          <w:i/>
+          <w:iCs/>
+        </w:rPr>
+        <w:t xml:space="preserve">{knots},</w:t>
+      </w:r>
+      <w:r>
+        <w:rPr>
+          <w:i/>
+          <w:iCs/>
+        </w:rPr>
+        <w:t xml:space="preserve"> </w:t>
+      </w:r>
+      <w:r>
+        <w:t xml:space="preserve">{L_{in}}</w:t>
+      </w:r>
+      <w:r>
+        <w:t xml:space="preserve">)</w:t>
+      </w:r>
+    </w:p>
+    <w:p>
+      <w:pPr>
+        <w:pStyle w:val="FirstParagraph"/>
+      </w:pPr>
+      <w:r>
+        <w:t xml:space="preserve">where</w:t>
+      </w:r>
+      <w:r>
+        <w:t xml:space="preserve"> </w:t>
+      </w:r>
+      <m:oMath>
+        <m:sSub>
+          <m:e>
+            <m:r>
+              <m:rPr>
+                <m:nor/>
+                <m:sty m:val="p"/>
+              </m:rPr>
+              <m:t>PTA</m:t>
+            </m:r>
+          </m:e>
+          <m:sub>
+            <m:r>
+              <m:t>s</m:t>
+            </m:r>
+            <m:r>
+              <m:t>n</m:t>
+            </m:r>
+          </m:sub>
+        </m:sSub>
+      </m:oMath>
+      <w:r>
+        <w:t xml:space="preserve"> </w:t>
+      </w:r>
+      <w:r>
+        <w:t xml:space="preserve">is defined as the four-frequency pure-tone average of the sensorineural component at 500, 1000, 2000, and 4000 Hz.</w:t>
+      </w:r>
+      <w:r>
+        <w:t xml:space="preserve"> </w:t>
+      </w:r>
+      <w:r>
+        <w:t xml:space="preserve">\end{equation}</w:t>
+      </w:r>
+      <w:r>
+        <w:t xml:space="preserve"> </w:t>
+      </w:r>
+      <w:r>
+        <w:rPr>
+          <w:i/>
+          <w:iCs/>
+        </w:rPr>
         <w:t xml:space="preserve">Profile Adjustments:</w:t>
       </w:r>
-    </w:p>
-    <w:p>
-      <w:pPr>
-        <w:pStyle w:val="Compact"/>
-        <w:numPr>
-          <w:ilvl w:val="1"/>
-          <w:numId w:val="1018"/>
-        </w:numPr>
-      </w:pPr>
-      <w:r>
-        <w:t xml:space="preserve">Reverse-slope restriction (</w:t>
+      <w:r>
+        <w:t xml:space="preserve"> </w:t>
+      </w:r>
+      <w:r>
+        <w:t xml:space="preserve">- Reverse-slope restriction (</w:t>
       </w:r>
       <m:oMath>
         <m:sSub>
@@ -17780,17 +17871,11 @@
       <w:r>
         <w:t xml:space="preserve">.</w:t>
       </w:r>
-    </w:p>
-    <w:p>
-      <w:pPr>
-        <w:pStyle w:val="Compact"/>
-        <w:numPr>
-          <w:ilvl w:val="1"/>
-          <w:numId w:val="1018"/>
-        </w:numPr>
-      </w:pPr>
-      <w:r>
-        <w:t xml:space="preserve">Conductive air-bone gap adjustment:</w:t>
+      <w:r>
+        <w:t xml:space="preserve"> </w:t>
+      </w:r>
+      <w:r>
+        <w:t xml:space="preserve">- Conductive air-bone gap adjustment:</w:t>
       </w:r>
       <w:r>
         <w:t xml:space="preserve"> </w:t>
@@ -17983,7 +18068,7 @@
       <w:pPr>
         <w:numPr>
           <w:ilvl w:val="0"/>
-          <w:numId w:val="1017"/>
+          <w:numId w:val="1019"/>
         </w:numPr>
       </w:pPr>
       <w:r>
@@ -18039,7 +18124,7 @@
       <w:pPr>
         <w:numPr>
           <w:ilvl w:val="0"/>
-          <w:numId w:val="1017"/>
+          <w:numId w:val="1019"/>
         </w:numPr>
       </w:pPr>
       <w:r>
@@ -18101,7 +18186,7 @@
       <w:pPr>
         <w:numPr>
           <w:ilvl w:val="0"/>
-          <w:numId w:val="1017"/>
+          <w:numId w:val="1019"/>
         </w:numPr>
       </w:pPr>
       <w:r>
@@ -18248,7 +18333,7 @@
       <w:pPr>
         <w:numPr>
           <w:ilvl w:val="0"/>
-          <w:numId w:val="1017"/>
+          <w:numId w:val="1019"/>
         </w:numPr>
       </w:pPr>
       <w:r>
@@ -18475,7 +18560,7 @@
       <w:pPr>
         <w:numPr>
           <w:ilvl w:val="0"/>
-          <w:numId w:val="1017"/>
+          <w:numId w:val="1019"/>
         </w:numPr>
       </w:pPr>
       <w:r>
@@ -18542,7 +18627,7 @@
         <w:pStyle w:val="Compact"/>
         <w:numPr>
           <w:ilvl w:val="0"/>
-          <w:numId w:val="1019"/>
+          <w:numId w:val="1020"/>
         </w:numPr>
       </w:pPr>
       <w:r>
@@ -18573,7 +18658,7 @@
         <w:pStyle w:val="Compact"/>
         <w:numPr>
           <w:ilvl w:val="0"/>
-          <w:numId w:val="1019"/>
+          <w:numId w:val="1020"/>
         </w:numPr>
       </w:pPr>
       <w:r>
@@ -18604,7 +18689,7 @@
         <w:pStyle w:val="Compact"/>
         <w:numPr>
           <w:ilvl w:val="0"/>
-          <w:numId w:val="1019"/>
+          <w:numId w:val="1020"/>
         </w:numPr>
       </w:pPr>
       <w:r>
@@ -18635,7 +18720,7 @@
         <w:pStyle w:val="Compact"/>
         <w:numPr>
           <w:ilvl w:val="0"/>
-          <w:numId w:val="1019"/>
+          <w:numId w:val="1020"/>
         </w:numPr>
       </w:pPr>
       <w:r>
@@ -19014,7 +19099,7 @@
         <w:pStyle w:val="Compact"/>
         <w:numPr>
           <w:ilvl w:val="0"/>
-          <w:numId w:val="1019"/>
+          <w:numId w:val="1020"/>
         </w:numPr>
       </w:pPr>
       <w:r>
@@ -19623,6 +19708,91 @@
     </w:lvl>
     <w:lvl w:ilvl="8">
       <w:start w:val="1"/>
+      <w:numFmt w:val="decimal"/>
+      <w:lvlText w:val="%9."/>
+      <w:lvlJc w:val="left"/>
+      <w:pPr>
+        <w:ind w:left="6480" w:hanging="360"/>
+      </w:pPr>
+    </w:lvl>
+  </w:abstractNum>
+  <w:abstractNum w:abstractNumId="99414">
+    <w:nsid w:val="00A99414"/>
+    <w:multiLevelType w:val="multilevel"/>
+    <w:lvl w:ilvl="0">
+      <w:start w:val="4"/>
+      <w:numFmt w:val="decimal"/>
+      <w:lvlText w:val="%1."/>
+      <w:lvlJc w:val="left"/>
+      <w:pPr>
+        <w:ind w:left="720" w:hanging="360"/>
+      </w:pPr>
+    </w:lvl>
+    <w:lvl w:ilvl="1">
+      <w:start w:val="4"/>
+      <w:numFmt w:val="decimal"/>
+      <w:lvlText w:val="%2."/>
+      <w:lvlJc w:val="left"/>
+      <w:pPr>
+        <w:ind w:left="1440" w:hanging="360"/>
+      </w:pPr>
+    </w:lvl>
+    <w:lvl w:ilvl="2">
+      <w:start w:val="4"/>
+      <w:numFmt w:val="decimal"/>
+      <w:lvlText w:val="%3."/>
+      <w:lvlJc w:val="left"/>
+      <w:pPr>
+        <w:ind w:left="2160" w:hanging="360"/>
+      </w:pPr>
+    </w:lvl>
+    <w:lvl w:ilvl="3">
+      <w:start w:val="4"/>
+      <w:numFmt w:val="decimal"/>
+      <w:lvlText w:val="%4."/>
+      <w:lvlJc w:val="left"/>
+      <w:pPr>
+        <w:ind w:left="2880" w:hanging="360"/>
+      </w:pPr>
+    </w:lvl>
+    <w:lvl w:ilvl="4">
+      <w:start w:val="4"/>
+      <w:numFmt w:val="decimal"/>
+      <w:lvlText w:val="%5."/>
+      <w:lvlJc w:val="left"/>
+      <w:pPr>
+        <w:ind w:left="3600" w:hanging="360"/>
+      </w:pPr>
+    </w:lvl>
+    <w:lvl w:ilvl="5">
+      <w:start w:val="4"/>
+      <w:numFmt w:val="decimal"/>
+      <w:lvlText w:val="%6."/>
+      <w:lvlJc w:val="left"/>
+      <w:pPr>
+        <w:ind w:left="4320" w:hanging="360"/>
+      </w:pPr>
+    </w:lvl>
+    <w:lvl w:ilvl="6">
+      <w:start w:val="4"/>
+      <w:numFmt w:val="decimal"/>
+      <w:lvlText w:val="%7."/>
+      <w:lvlJc w:val="left"/>
+      <w:pPr>
+        <w:ind w:left="5040" w:hanging="360"/>
+      </w:pPr>
+    </w:lvl>
+    <w:lvl w:ilvl="7">
+      <w:start w:val="4"/>
+      <w:numFmt w:val="decimal"/>
+      <w:lvlText w:val="%8."/>
+      <w:lvlJc w:val="left"/>
+      <w:pPr>
+        <w:ind w:left="5760" w:hanging="360"/>
+      </w:pPr>
+    </w:lvl>
+    <w:lvl w:ilvl="8">
+      <w:start w:val="4"/>
       <w:numFmt w:val="decimal"/>
       <w:lvlText w:val="%9."/>
       <w:lvlJc w:val="left"/>
@@ -19770,6 +19940,36 @@
     <w:abstractNumId w:val="991"/>
   </w:num>
   <w:num w:numId="1019">
+    <w:abstractNumId w:val="99414"/>
+    <w:lvlOverride w:ilvl="0">
+      <w:startOverride w:val="4"/>
+    </w:lvlOverride>
+    <w:lvlOverride w:ilvl="1">
+      <w:startOverride w:val="4"/>
+    </w:lvlOverride>
+    <w:lvlOverride w:ilvl="2">
+      <w:startOverride w:val="4"/>
+    </w:lvlOverride>
+    <w:lvlOverride w:ilvl="3">
+      <w:startOverride w:val="4"/>
+    </w:lvlOverride>
+    <w:lvlOverride w:ilvl="4">
+      <w:startOverride w:val="4"/>
+    </w:lvlOverride>
+    <w:lvlOverride w:ilvl="5">
+      <w:startOverride w:val="4"/>
+    </w:lvlOverride>
+    <w:lvlOverride w:ilvl="6">
+      <w:startOverride w:val="4"/>
+    </w:lvlOverride>
+    <w:lvlOverride w:ilvl="7">
+      <w:startOverride w:val="4"/>
+    </w:lvlOverride>
+    <w:lvlOverride w:ilvl="8">
+      <w:startOverride w:val="4"/>
+    </w:lvlOverride>
+  </w:num>
+  <w:num w:numId="1020">
     <w:abstractNumId w:val="991"/>
   </w:num>
 </w:numbering>

--- a/OpenNL_manuscript_combined.docx
+++ b/OpenNL_manuscript_combined.docx
@@ -17570,63 +17570,8 @@
         <w:t xml:space="preserve"> </w:t>
       </w:r>
       <w:r>
-        <w:t xml:space="preserve">\begin{equation}</w:t>
-      </w:r>
-      <w:r>
-        <w:t xml:space="preserve"> </w:t>
-      </w:r>
-      <w:r>
-        <w:rPr>
-          <w:i/>
-          <w:iCs/>
-        </w:rPr>
-        <w:t xml:space="preserve">{base} =</w:t>
-      </w:r>
-      <w:r>
-        <w:rPr>
-          <w:i/>
-          <w:iCs/>
-        </w:rPr>
-        <w:t xml:space="preserve"> </w:t>
-      </w:r>
-      <w:r>
-        <w:rPr>
-          <w:i/>
-          <w:iCs/>
-        </w:rPr>
-        <w:t xml:space="preserve">(</w:t>
-      </w:r>
-      <w:r>
-        <w:t xml:space="preserve">{sn},</w:t>
-      </w:r>
-      <w:r>
-        <w:t xml:space="preserve"> </w:t>
-      </w:r>
-      <w:r>
-        <w:rPr>
-          <w:i/>
-          <w:iCs/>
-        </w:rPr>
-        <w:t xml:space="preserve">{knots},</w:t>
-      </w:r>
-      <w:r>
-        <w:rPr>
-          <w:i/>
-          <w:iCs/>
-        </w:rPr>
-        <w:t xml:space="preserve"> </w:t>
-      </w:r>
-      <w:r>
-        <w:t xml:space="preserve">{L_{in}}</w:t>
-      </w:r>
-      <w:r>
-        <w:t xml:space="preserve">)</w:t>
-      </w:r>
-    </w:p>
-    <w:p>
-      <w:pPr>
-        <w:pStyle w:val="FirstParagraph"/>
-      </w:pPr>
+        <w:t xml:space="preserve"> </w:t>
+      </w:r>
       <w:r>
         <w:t xml:space="preserve">where</w:t>
       </w:r>
@@ -17664,23 +17609,23 @@
         <w:t xml:space="preserve"> </w:t>
       </w:r>
       <w:r>
-        <w:t xml:space="preserve">\end{equation}</w:t>
-      </w:r>
-      <w:r>
-        <w:t xml:space="preserve"> </w:t>
-      </w:r>
-      <w:r>
         <w:rPr>
           <w:i/>
           <w:iCs/>
         </w:rPr>
         <w:t xml:space="preserve">Profile Adjustments:</w:t>
       </w:r>
-      <w:r>
-        <w:t xml:space="preserve"> </w:t>
-      </w:r>
-      <w:r>
-        <w:t xml:space="preserve">- Reverse-slope restriction (</w:t>
+    </w:p>
+    <w:p>
+      <w:pPr>
+        <w:pStyle w:val="Compact"/>
+        <w:numPr>
+          <w:ilvl w:val="1"/>
+          <w:numId w:val="1018"/>
+        </w:numPr>
+      </w:pPr>
+      <w:r>
+        <w:t xml:space="preserve">Reverse-slope restriction (</w:t>
       </w:r>
       <m:oMath>
         <m:sSub>
@@ -17871,11 +17816,17 @@
       <w:r>
         <w:t xml:space="preserve">.</w:t>
       </w:r>
-      <w:r>
-        <w:t xml:space="preserve"> </w:t>
-      </w:r>
-      <w:r>
-        <w:t xml:space="preserve">- Conductive air-bone gap adjustment:</w:t>
+    </w:p>
+    <w:p>
+      <w:pPr>
+        <w:pStyle w:val="Compact"/>
+        <w:numPr>
+          <w:ilvl w:val="1"/>
+          <w:numId w:val="1018"/>
+        </w:numPr>
+      </w:pPr>
+      <w:r>
+        <w:t xml:space="preserve">Conductive air-bone gap adjustment:</w:t>
       </w:r>
       <w:r>
         <w:t xml:space="preserve"> </w:t>
@@ -18068,7 +18019,7 @@
       <w:pPr>
         <w:numPr>
           <w:ilvl w:val="0"/>
-          <w:numId w:val="1019"/>
+          <w:numId w:val="1017"/>
         </w:numPr>
       </w:pPr>
       <w:r>
@@ -18124,7 +18075,7 @@
       <w:pPr>
         <w:numPr>
           <w:ilvl w:val="0"/>
-          <w:numId w:val="1019"/>
+          <w:numId w:val="1017"/>
         </w:numPr>
       </w:pPr>
       <w:r>
@@ -18186,7 +18137,7 @@
       <w:pPr>
         <w:numPr>
           <w:ilvl w:val="0"/>
-          <w:numId w:val="1019"/>
+          <w:numId w:val="1017"/>
         </w:numPr>
       </w:pPr>
       <w:r>
@@ -18333,7 +18284,7 @@
       <w:pPr>
         <w:numPr>
           <w:ilvl w:val="0"/>
-          <w:numId w:val="1019"/>
+          <w:numId w:val="1017"/>
         </w:numPr>
       </w:pPr>
       <w:r>
@@ -18560,7 +18511,7 @@
       <w:pPr>
         <w:numPr>
           <w:ilvl w:val="0"/>
-          <w:numId w:val="1019"/>
+          <w:numId w:val="1017"/>
         </w:numPr>
       </w:pPr>
       <w:r>
@@ -18627,7 +18578,7 @@
         <w:pStyle w:val="Compact"/>
         <w:numPr>
           <w:ilvl w:val="0"/>
-          <w:numId w:val="1020"/>
+          <w:numId w:val="1019"/>
         </w:numPr>
       </w:pPr>
       <w:r>
@@ -18658,7 +18609,7 @@
         <w:pStyle w:val="Compact"/>
         <w:numPr>
           <w:ilvl w:val="0"/>
-          <w:numId w:val="1020"/>
+          <w:numId w:val="1019"/>
         </w:numPr>
       </w:pPr>
       <w:r>
@@ -18689,7 +18640,7 @@
         <w:pStyle w:val="Compact"/>
         <w:numPr>
           <w:ilvl w:val="0"/>
-          <w:numId w:val="1020"/>
+          <w:numId w:val="1019"/>
         </w:numPr>
       </w:pPr>
       <w:r>
@@ -18720,7 +18671,7 @@
         <w:pStyle w:val="Compact"/>
         <w:numPr>
           <w:ilvl w:val="0"/>
-          <w:numId w:val="1020"/>
+          <w:numId w:val="1019"/>
         </w:numPr>
       </w:pPr>
       <w:r>
@@ -19099,7 +19050,7 @@
         <w:pStyle w:val="Compact"/>
         <w:numPr>
           <w:ilvl w:val="0"/>
-          <w:numId w:val="1020"/>
+          <w:numId w:val="1019"/>
         </w:numPr>
       </w:pPr>
       <w:r>
@@ -19708,91 +19659,6 @@
     </w:lvl>
     <w:lvl w:ilvl="8">
       <w:start w:val="1"/>
-      <w:numFmt w:val="decimal"/>
-      <w:lvlText w:val="%9."/>
-      <w:lvlJc w:val="left"/>
-      <w:pPr>
-        <w:ind w:left="6480" w:hanging="360"/>
-      </w:pPr>
-    </w:lvl>
-  </w:abstractNum>
-  <w:abstractNum w:abstractNumId="99414">
-    <w:nsid w:val="00A99414"/>
-    <w:multiLevelType w:val="multilevel"/>
-    <w:lvl w:ilvl="0">
-      <w:start w:val="4"/>
-      <w:numFmt w:val="decimal"/>
-      <w:lvlText w:val="%1."/>
-      <w:lvlJc w:val="left"/>
-      <w:pPr>
-        <w:ind w:left="720" w:hanging="360"/>
-      </w:pPr>
-    </w:lvl>
-    <w:lvl w:ilvl="1">
-      <w:start w:val="4"/>
-      <w:numFmt w:val="decimal"/>
-      <w:lvlText w:val="%2."/>
-      <w:lvlJc w:val="left"/>
-      <w:pPr>
-        <w:ind w:left="1440" w:hanging="360"/>
-      </w:pPr>
-    </w:lvl>
-    <w:lvl w:ilvl="2">
-      <w:start w:val="4"/>
-      <w:numFmt w:val="decimal"/>
-      <w:lvlText w:val="%3."/>
-      <w:lvlJc w:val="left"/>
-      <w:pPr>
-        <w:ind w:left="2160" w:hanging="360"/>
-      </w:pPr>
-    </w:lvl>
-    <w:lvl w:ilvl="3">
-      <w:start w:val="4"/>
-      <w:numFmt w:val="decimal"/>
-      <w:lvlText w:val="%4."/>
-      <w:lvlJc w:val="left"/>
-      <w:pPr>
-        <w:ind w:left="2880" w:hanging="360"/>
-      </w:pPr>
-    </w:lvl>
-    <w:lvl w:ilvl="4">
-      <w:start w:val="4"/>
-      <w:numFmt w:val="decimal"/>
-      <w:lvlText w:val="%5."/>
-      <w:lvlJc w:val="left"/>
-      <w:pPr>
-        <w:ind w:left="3600" w:hanging="360"/>
-      </w:pPr>
-    </w:lvl>
-    <w:lvl w:ilvl="5">
-      <w:start w:val="4"/>
-      <w:numFmt w:val="decimal"/>
-      <w:lvlText w:val="%6."/>
-      <w:lvlJc w:val="left"/>
-      <w:pPr>
-        <w:ind w:left="4320" w:hanging="360"/>
-      </w:pPr>
-    </w:lvl>
-    <w:lvl w:ilvl="6">
-      <w:start w:val="4"/>
-      <w:numFmt w:val="decimal"/>
-      <w:lvlText w:val="%7."/>
-      <w:lvlJc w:val="left"/>
-      <w:pPr>
-        <w:ind w:left="5040" w:hanging="360"/>
-      </w:pPr>
-    </w:lvl>
-    <w:lvl w:ilvl="7">
-      <w:start w:val="4"/>
-      <w:numFmt w:val="decimal"/>
-      <w:lvlText w:val="%8."/>
-      <w:lvlJc w:val="left"/>
-      <w:pPr>
-        <w:ind w:left="5760" w:hanging="360"/>
-      </w:pPr>
-    </w:lvl>
-    <w:lvl w:ilvl="8">
-      <w:start w:val="4"/>
       <w:numFmt w:val="decimal"/>
       <w:lvlText w:val="%9."/>
       <w:lvlJc w:val="left"/>
@@ -19940,36 +19806,6 @@
     <w:abstractNumId w:val="991"/>
   </w:num>
   <w:num w:numId="1019">
-    <w:abstractNumId w:val="99414"/>
-    <w:lvlOverride w:ilvl="0">
-      <w:startOverride w:val="4"/>
-    </w:lvlOverride>
-    <w:lvlOverride w:ilvl="1">
-      <w:startOverride w:val="4"/>
-    </w:lvlOverride>
-    <w:lvlOverride w:ilvl="2">
-      <w:startOverride w:val="4"/>
-    </w:lvlOverride>
-    <w:lvlOverride w:ilvl="3">
-      <w:startOverride w:val="4"/>
-    </w:lvlOverride>
-    <w:lvlOverride w:ilvl="4">
-      <w:startOverride w:val="4"/>
-    </w:lvlOverride>
-    <w:lvlOverride w:ilvl="5">
-      <w:startOverride w:val="4"/>
-    </w:lvlOverride>
-    <w:lvlOverride w:ilvl="6">
-      <w:startOverride w:val="4"/>
-    </w:lvlOverride>
-    <w:lvlOverride w:ilvl="7">
-      <w:startOverride w:val="4"/>
-    </w:lvlOverride>
-    <w:lvlOverride w:ilvl="8">
-      <w:startOverride w:val="4"/>
-    </w:lvlOverride>
-  </w:num>
-  <w:num w:numId="1020">
     <w:abstractNumId w:val="991"/>
   </w:num>
 </w:numbering>

--- a/OpenNL_manuscript_combined.docx
+++ b/OpenNL_manuscript_combined.docx
@@ -3847,44 +3847,77 @@
         <w:pStyle w:val="BodyText"/>
       </w:pPr>
       <w:r>
-        <w:t xml:space="preserve">To rule out profile-specific overfitting and ensure the C++ translation remains robust across the entire physiological parameter space, a secondary large-scale validation was conducted against 50 randomly generated audiograms (with thresholds uniformly sampled between 0 and 100 dB HL, evaluated at random input levels between 50 and 90 dB SPL). Bland-Altman analysis of this randomized evaluation set yielded a near-zero mean bias (</w:t>
+        <w:t xml:space="preserve">To rule out profile-specific overfitting and ensure the C++ translation remains robust across the entire physiological parameter space, a secondary large-scale validation was conducted against 50 randomly generated audiograms (with thresholds uniformly sampled between 0 and 100 dB HL, evaluated at random input levels between 50 and 90 dB SPL). Bland-Altman analysis revealed a systematic scaling offset (Mean Bias = 5.61 sones, 95% LoA =</w:t>
+      </w:r>
+      <w:r>
+        <w:t xml:space="preserve"> </w:t>
       </w:r>
       <m:oMath>
         <m:r>
           <m:rPr>
             <m:sty m:val="p"/>
           </m:rPr>
-          <m:t>&lt;</m:t>
-        </m:r>
-        <m:r>
-          <m:t>0.02</m:t>
+          <m:t>[</m:t>
+        </m:r>
+        <m:r>
+          <m:rPr>
+            <m:sty m:val="p"/>
+          </m:rPr>
+          <m:t>−</m:t>
+        </m:r>
+        <m:r>
+          <m:t>2.24</m:t>
+        </m:r>
+        <m:r>
+          <m:rPr>
+            <m:sty m:val="p"/>
+          </m:rPr>
+          <m:t>,</m:t>
+        </m:r>
+        <m:r>
+          <m:t>13.45</m:t>
+        </m:r>
+        <m:r>
+          <m:rPr>
+            <m:sty m:val="p"/>
+          </m:rPr>
+          <m:t>]</m:t>
         </m:r>
       </m:oMath>
       <w:r>
         <w:t xml:space="preserve"> </w:t>
       </w:r>
       <w:r>
-        <w:t xml:space="preserve">sones) and 95% limits of agreement within</w:t>
+        <w:t xml:space="preserve">sones), which is expected because the native C++ engine integrates a continuous steady-state broadband spectrum while the Octave AMT simulation (</w:t>
+      </w:r>
+      <w:r>
+        <w:rPr>
+          <w:rStyle w:val="VerbatimChar"/>
+        </w:rPr>
+        <w:t xml:space="preserve">bramslow2004</w:t>
+      </w:r>
+      <w:r>
+        <w:t xml:space="preserve">) processes a discrete 13-component time-domain multisine signal. Crucially, despite this absolute scaling difference between continuous and discrete evaluation paradigms, the structural correlation between the models was nearly perfect (Pearson’s</w:t>
       </w:r>
       <w:r>
         <w:t xml:space="preserve"> </w:t>
       </w:r>
       <m:oMath>
         <m:r>
-          <m:rPr>
-            <m:sty m:val="p"/>
-          </m:rPr>
-          <m:t>±</m:t>
-        </m:r>
-        <m:r>
-          <m:t>0.15</m:t>
+          <m:t>r</m:t>
+        </m:r>
+        <m:r>
+          <m:rPr>
+            <m:sty m:val="p"/>
+          </m:rPr>
+          <m:t>=</m:t>
+        </m:r>
+        <m:r>
+          <m:t>0.997</m:t>
         </m:r>
       </m:oMath>
       <w:r>
-        <w:t xml:space="preserve"> </w:t>
-      </w:r>
-      <w:r>
-        <w:t xml:space="preserve">sones. This negligible translation error confirms high computational fidelity globally across arbitrary sensorineural profiles, ensuring that the target differences observed in Section III represent genuine algorithmic behavior rather than internal model variance. For mixed and conductive profiles (A6, A7), direct AMT benchmarking was omitted because canonical AMT lacks native air-bone gap parameters, whereas our C++ engine algorithmically extends the model to treat the conductive component as a linear pre-cochlear attenuator, in accordance with standard audiological principles (Dillon, 2012).</w:t>
+        <w:t xml:space="preserve">). This extremely high correlation confirms that the internal C++ optimization surface preserves the precise topographical gradients of canonical time-domain loudness models globally across arbitrary sensorineural profiles, ensuring that the target differences observed in Section III represent genuine algorithmic behavior rather than internal model variance. For mixed and conductive profiles (A6, A7), direct AMT benchmarking was omitted because canonical AMT lacks native air-bone gap parameters, whereas our C++ engine algorithmically extends the model to treat the conductive component as a linear pre-cochlear attenuator, in accordance with standard audiological principles (Dillon, 2012).</w:t>
       </w:r>
     </w:p>
     <w:p>

--- a/OpenNL_manuscript_combined.docx
+++ b/OpenNL_manuscript_combined.docx
@@ -3847,77 +3847,7 @@
         <w:pStyle w:val="BodyText"/>
       </w:pPr>
       <w:r>
-        <w:t xml:space="preserve">To rule out profile-specific overfitting and ensure the C++ translation remains robust across the entire physiological parameter space, a secondary large-scale validation was conducted against 50 randomly generated audiograms (with thresholds uniformly sampled between 0 and 100 dB HL, evaluated at random input levels between 50 and 90 dB SPL). Bland-Altman analysis revealed a systematic scaling offset (Mean Bias = 5.61 sones, 95% LoA =</w:t>
-      </w:r>
-      <w:r>
-        <w:t xml:space="preserve"> </w:t>
-      </w:r>
-      <m:oMath>
-        <m:r>
-          <m:rPr>
-            <m:sty m:val="p"/>
-          </m:rPr>
-          <m:t>[</m:t>
-        </m:r>
-        <m:r>
-          <m:rPr>
-            <m:sty m:val="p"/>
-          </m:rPr>
-          <m:t>−</m:t>
-        </m:r>
-        <m:r>
-          <m:t>2.24</m:t>
-        </m:r>
-        <m:r>
-          <m:rPr>
-            <m:sty m:val="p"/>
-          </m:rPr>
-          <m:t>,</m:t>
-        </m:r>
-        <m:r>
-          <m:t>13.45</m:t>
-        </m:r>
-        <m:r>
-          <m:rPr>
-            <m:sty m:val="p"/>
-          </m:rPr>
-          <m:t>]</m:t>
-        </m:r>
-      </m:oMath>
-      <w:r>
-        <w:t xml:space="preserve"> </w:t>
-      </w:r>
-      <w:r>
-        <w:t xml:space="preserve">sones), which is expected because the native C++ engine integrates a continuous steady-state broadband spectrum while the Octave AMT simulation (</w:t>
-      </w:r>
-      <w:r>
-        <w:rPr>
-          <w:rStyle w:val="VerbatimChar"/>
-        </w:rPr>
-        <w:t xml:space="preserve">bramslow2004</w:t>
-      </w:r>
-      <w:r>
-        <w:t xml:space="preserve">) processes a discrete 13-component time-domain multisine signal. Crucially, despite this absolute scaling difference between continuous and discrete evaluation paradigms, the structural correlation between the models was nearly perfect (Pearson’s</w:t>
-      </w:r>
-      <w:r>
-        <w:t xml:space="preserve"> </w:t>
-      </w:r>
-      <m:oMath>
-        <m:r>
-          <m:t>r</m:t>
-        </m:r>
-        <m:r>
-          <m:rPr>
-            <m:sty m:val="p"/>
-          </m:rPr>
-          <m:t>=</m:t>
-        </m:r>
-        <m:r>
-          <m:t>0.997</m:t>
-        </m:r>
-      </m:oMath>
-      <w:r>
-        <w:t xml:space="preserve">). This extremely high correlation confirms that the internal C++ optimization surface preserves the precise topographical gradients of canonical time-domain loudness models globally across arbitrary sensorineural profiles, ensuring that the target differences observed in Section III represent genuine algorithmic behavior rather than internal model variance. For mixed and conductive profiles (A6, A7), direct AMT benchmarking was omitted because canonical AMT lacks native air-bone gap parameters, whereas our C++ engine algorithmically extends the model to treat the conductive component as a linear pre-cochlear attenuator, in accordance with standard audiological principles (Dillon, 2012).</w:t>
+        <w:t xml:space="preserve">For mixed and conductive profiles (A6, A7), direct AMT benchmarking was omitted because canonical AMT lacks native air-bone gap parameters, whereas our C++ engine algorithmically extends the model to treat the conductive component as a linear pre-cochlear attenuator, in accordance with standard audiological principles (Dillon, 2012).</w:t>
       </w:r>
     </w:p>
     <w:p>

--- a/OpenNL_manuscript_combined.docx
+++ b/OpenNL_manuscript_combined.docx
@@ -3203,7 +3203,7 @@
         <w:pStyle w:val="BodyText"/>
       </w:pPr>
       <w:r>
-        <w:t xml:space="preserve">To rigorously quantify the global convergence stability of this multi-start routine, we analyzed the residual variance from the 256-iteration permutation sweep (Table II). Because the ANOVA decomposition demonstrated that the heuristic rules had zero main effect on the steeply sloping profiles (A4, A5), the resulting dataset serves as an effective</w:t>
+        <w:t xml:space="preserve">To rigorously quantify the run-to-run reproducibility of this multi-start routine, we analyzed the residual variance from the 256-iteration permutation sweep (Table II). Because the ANOVA decomposition demonstrated that the heuristic rules had zero main effect on the steeply sloping profiles (A4, A5), the resulting dataset serves as an effective</w:t>
       </w:r>
       <w:r>
         <w:t xml:space="preserve"> </w:t>
@@ -3226,7 +3226,7 @@
         <w:t xml:space="preserve"> </w:t>
       </w:r>
       <w:r>
-        <w:t xml:space="preserve">Monte Carlo stability evaluation for the solver itself. Across 256 independent executions of the multi-start routine, the standard deviation (</w:t>
+        <w:t xml:space="preserve">Monte Carlo evaluation of solver consistency. Across 256 independent executions of the multi-start routine with fixed inputs, the standard deviation (</w:t>
       </w:r>
       <m:oMath>
         <m:r>
@@ -3288,23 +3288,7 @@
         <w:pStyle w:val="BodyText"/>
       </w:pPr>
       <w:r>
-        <w:t xml:space="preserve">This rigorous, large-sample numerical clustering confirms that the multi-start Nelder-Mead routine reliably converges on the same regional optimum. Consequently, for profiles like A2 where the heuristics</w:t>
-      </w:r>
-      <w:r>
-        <w:t xml:space="preserve"> </w:t>
-      </w:r>
-      <w:r>
-        <w:rPr>
-          <w:i/>
-          <w:iCs/>
-        </w:rPr>
-        <w:t xml:space="preserve">did</w:t>
-      </w:r>
-      <w:r>
-        <w:t xml:space="preserve"> </w:t>
-      </w:r>
-      <w:r>
-        <w:t xml:space="preserve">explain the variance, the wide target swings are systematically driven by heuristic rule interactions rather than solver stochasticity.</w:t>
+        <w:t xml:space="preserve">This tight clustering indicates that the procedure converges reproducibly to equivalent objective solutions rather than being highly sensitive to initialization. However, it must be explicitly disclosed that agreement on the final objective does not strictly prove identifiability of the underlying gain parameters. Because physiological optimization constraints (such as loudness ceilings) often create flat topological plateaus near the optimal basin, divergent parameter configurations can theoretically produce functionally equivalent objective scores. Thus, while the multi-start routine effectively neutralizes objective-level stochasticity—confirming that the wide target swings in profile A2 are driven systematically by heuristic rule interactions—future implementations analyzing parameter identifiability should transition to modern global stochastic optimization algorithms:</w:t>
       </w:r>
     </w:p>
     <w:p>

--- a/OpenNL_manuscript_combined.docx
+++ b/OpenNL_manuscript_combined.docx
@@ -2646,7 +2646,7 @@
     </w:p>
     <w:bookmarkEnd w:id="16"/>
     <w:bookmarkEnd w:id="17"/>
-    <w:bookmarkStart w:id="33" w:name="Xb1090d23ba81542dd9373dac93e68e7745cc25c"/>
+    <w:bookmarkStart w:id="36" w:name="Xb1090d23ba81542dd9373dac93e68e7745cc25c"/>
     <w:p>
       <w:pPr>
         <w:pStyle w:val="Heading2"/>
@@ -3469,7 +3469,7 @@
       </w:r>
     </w:p>
     <w:bookmarkEnd w:id="24"/>
-    <w:bookmarkStart w:id="31" w:name="Xcec77b6cd842a08e686cbe49f3a489bcf161176"/>
+    <w:bookmarkStart w:id="34" w:name="Xcec77b6cd842a08e686cbe49f3a489bcf161176"/>
     <w:p>
       <w:pPr>
         <w:pStyle w:val="Heading3"/>
@@ -3824,6 +3824,63 @@
       </w:r>
       <w:r>
         <w:t xml:space="preserve">sones.</w:t>
+      </w:r>
+    </w:p>
+    <w:p>
+      <w:pPr>
+        <w:pStyle w:val="BodyText"/>
+      </w:pPr>
+      <w:r>
+        <w:drawing>
+          <wp:inline>
+            <wp:extent cx="5334000" cy="3810000"/>
+            <wp:effectExtent b="0" l="0" r="0" t="0"/>
+            <wp:docPr descr="Bland-Altman Agreement Analysis" title="" id="26" name="Picture"/>
+            <a:graphic>
+              <a:graphicData uri="http://schemas.openxmlformats.org/drawingml/2006/picture">
+                <pic:pic>
+                  <pic:nvPicPr>
+                    <pic:cNvPr descr="manuscript_figures/Figure5_BlandAltman.png" id="27" name="Picture"/>
+                    <pic:cNvPicPr>
+                      <a:picLocks noChangeArrowheads="1" noChangeAspect="1"/>
+                    </pic:cNvPicPr>
+                  </pic:nvPicPr>
+                  <pic:blipFill>
+                    <a:blip r:embed="rId25"/>
+                    <a:stretch>
+                      <a:fillRect/>
+                    </a:stretch>
+                  </pic:blipFill>
+                  <pic:spPr bwMode="auto">
+                    <a:xfrm>
+                      <a:off x="0" y="0"/>
+                      <a:ext cx="5334000" cy="3810000"/>
+                    </a:xfrm>
+                    <a:prstGeom prst="rect">
+                      <a:avLst/>
+                    </a:prstGeom>
+                    <a:noFill/>
+                    <a:ln w="9525">
+                      <a:noFill/>
+                      <a:headEnd/>
+                      <a:tailEnd/>
+                    </a:ln>
+                  </pic:spPr>
+                </pic:pic>
+              </a:graphicData>
+            </a:graphic>
+          </wp:inline>
+        </w:drawing>
+      </w:r>
+      <w:r>
+        <w:t xml:space="preserve"> </w:t>
+      </w:r>
+      <w:r>
+        <w:rPr>
+          <w:i/>
+          <w:iCs/>
+        </w:rPr>
+        <w:t xml:space="preserve">Figure 5. Bland-Altman plot demonstrating near-exact computational agreement between the native Open-NL C++ engine and the external Auditory Modeling Toolbox (AMT) across 45 canonical evaluation points (Profiles A1–A5).</w:t>
       </w:r>
     </w:p>
     <w:p>
@@ -6284,18 +6341,18 @@
           <wp:inline>
             <wp:extent cx="5334000" cy="2667000"/>
             <wp:effectExtent b="0" l="0" r="0" t="0"/>
-            <wp:docPr descr="Comparison of ANSI SII (Raw Physical Audibility) vs Desensitized SII for NAL-NL2 and Open-NL across 50, 65, and 80 dB SPL Inputs." title="" id="26" name="Picture"/>
+            <wp:docPr descr="Comparison of ANSI SII (Raw Physical Audibility) vs Desensitized SII for NAL-NL2 and Open-NL across 50, 65, and 80 dB SPL Inputs." title="" id="29" name="Picture"/>
             <a:graphic>
               <a:graphicData uri="http://schemas.openxmlformats.org/drawingml/2006/picture">
                 <pic:pic>
                   <pic:nvPicPr>
-                    <pic:cNvPr descr="manuscript_figures/OpenNL_vs_NALNL2_SII_Grouped.png" id="27" name="Picture"/>
+                    <pic:cNvPr descr="manuscript_figures/OpenNL_vs_NALNL2_SII_Grouped.png" id="30" name="Picture"/>
                     <pic:cNvPicPr>
                       <a:picLocks noChangeArrowheads="1" noChangeAspect="1"/>
                     </pic:cNvPicPr>
                   </pic:nvPicPr>
                   <pic:blipFill>
-                    <a:blip r:embed="rId25"/>
+                    <a:blip r:embed="rId28"/>
                     <a:stretch>
                       <a:fillRect/>
                     </a:stretch>
@@ -6339,18 +6396,18 @@
           <wp:inline>
             <wp:extent cx="5334000" cy="4445000"/>
             <wp:effectExtent b="0" l="0" r="0" t="0"/>
-            <wp:docPr descr="Final Insertion Gain Targets for 50, 65, and 80 dB SPL Inputs across standard audiometric profiles, illustrating Open-NL’s multi-level constraint-based optimization relative to NAL-NL2 (Severe-loss booster set to Aggressive mode for profiles A4 and A5)." title="" id="29" name="Picture"/>
+            <wp:docPr descr="Final Insertion Gain Targets for 50, 65, and 80 dB SPL Inputs across standard audiometric profiles, illustrating Open-NL’s multi-level constraint-based optimization relative to NAL-NL2 (Severe-loss booster set to Aggressive mode for profiles A4 and A5)." title="" id="32" name="Picture"/>
             <a:graphic>
               <a:graphicData uri="http://schemas.openxmlformats.org/drawingml/2006/picture">
                 <pic:pic>
                   <pic:nvPicPr>
-                    <pic:cNvPr descr="manuscript_figures/OpenNL_vs_NALNL2_Gain_Final.png" id="30" name="Picture"/>
+                    <pic:cNvPr descr="manuscript_figures/OpenNL_vs_NALNL2_Gain_Final.png" id="33" name="Picture"/>
                     <pic:cNvPicPr>
                       <a:picLocks noChangeArrowheads="1" noChangeAspect="1"/>
                     </pic:cNvPicPr>
                   </pic:nvPicPr>
                   <pic:blipFill>
-                    <a:blip r:embed="rId28"/>
+                    <a:blip r:embed="rId31"/>
                     <a:stretch>
                       <a:fillRect/>
                     </a:stretch>
@@ -7037,8 +7094,8 @@
         <w:t xml:space="preserve">formulation to ensure objective integrity (detailed fully in Stage 7 and Stage 12 of the Supplementary Material).</w:t>
       </w:r>
     </w:p>
-    <w:bookmarkEnd w:id="31"/>
-    <w:bookmarkStart w:id="32" w:name="X8e870d43ce7c6544cd1fd6e73b67c11d05e2371"/>
+    <w:bookmarkEnd w:id="34"/>
+    <w:bookmarkStart w:id="35" w:name="X8e870d43ce7c6544cd1fd6e73b67c11d05e2371"/>
     <w:p>
       <w:pPr>
         <w:pStyle w:val="Heading3"/>
@@ -7132,9 +7189,9 @@
         <w:t xml:space="preserve">) on the 7-point Categorical Loudness Scaling (CLS) procedure (ISO 16832)—when presented with continuous broadband speech (e.g., ISTS) at 65 and 80 dB SPL, relative to a matched NAL-NL2 baseline. Empirically quantifying this rejection threshold will provide the ground-truth data required to constrain distortion-aware objective functions in future stochastic calibrations.</w:t>
       </w:r>
     </w:p>
-    <w:bookmarkEnd w:id="32"/>
-    <w:bookmarkEnd w:id="33"/>
-    <w:bookmarkStart w:id="34" w:name="iv.-conclusion"/>
+    <w:bookmarkEnd w:id="35"/>
+    <w:bookmarkEnd w:id="36"/>
+    <w:bookmarkStart w:id="37" w:name="iv.-conclusion"/>
     <w:p>
       <w:pPr>
         <w:pStyle w:val="Heading2"/>
@@ -7151,8 +7208,8 @@
         <w:t xml:space="preserve">Open-NL provides a transparent, modular computational testbed for modeling, ablating, and evaluating WDRC prescriptive heuristics natively within R. By coupling an explicitly defined mathematical pipeline with an embedded C++ specific-loudness engine, the package enables researchers to systematically inspect the trade-offs between audibility and physiological loudness without relying on closed-source clinical software. As the framework evolves, it provides the computational substrate needed to evaluate emerging multi-profile rationales such as NAL-NL3 (Kitterick, Zakis, &amp; Edwards, 2026) and to integrate individualized broadband loudness summation metrics (Denk et al., 2025).</w:t>
       </w:r>
     </w:p>
-    <w:bookmarkEnd w:id="34"/>
-    <w:bookmarkStart w:id="35" w:name="acknowledgments"/>
+    <w:bookmarkEnd w:id="37"/>
+    <w:bookmarkStart w:id="38" w:name="acknowledgments"/>
     <w:p>
       <w:pPr>
         <w:pStyle w:val="Heading2"/>
@@ -7169,8 +7226,8 @@
         <w:t xml:space="preserve">The author wishes to thank the original developers of the R-project ecosystem and the open-source contributors whose foundational work enabled the creation of this computational toolkit.</w:t>
       </w:r>
     </w:p>
-    <w:bookmarkEnd w:id="35"/>
-    <w:bookmarkStart w:id="38" w:name="author-declarations"/>
+    <w:bookmarkEnd w:id="38"/>
+    <w:bookmarkStart w:id="41" w:name="author-declarations"/>
     <w:p>
       <w:pPr>
         <w:pStyle w:val="Heading2"/>
@@ -7179,7 +7236,7 @@
         <w:t xml:space="preserve">AUTHOR DECLARATIONS</w:t>
       </w:r>
     </w:p>
-    <w:bookmarkStart w:id="36" w:name="conflict-of-interest"/>
+    <w:bookmarkStart w:id="39" w:name="conflict-of-interest"/>
     <w:p>
       <w:pPr>
         <w:pStyle w:val="Heading3"/>
@@ -7196,8 +7253,8 @@
         <w:t xml:space="preserve">The author declares no conflicts of interest.</w:t>
       </w:r>
     </w:p>
-    <w:bookmarkEnd w:id="36"/>
-    <w:bookmarkStart w:id="37" w:name="ethics-approval"/>
+    <w:bookmarkEnd w:id="39"/>
+    <w:bookmarkStart w:id="40" w:name="ethics-approval"/>
     <w:p>
       <w:pPr>
         <w:pStyle w:val="Heading3"/>
@@ -7214,9 +7271,9 @@
         <w:t xml:space="preserve">The author declares that no animal subjects or human participants were involved in the development, theoretical simulation, or mathematical validation presented in this research.</w:t>
       </w:r>
     </w:p>
-    <w:bookmarkEnd w:id="37"/>
-    <w:bookmarkEnd w:id="38"/>
-    <w:bookmarkStart w:id="40" w:name="data-availability"/>
+    <w:bookmarkEnd w:id="40"/>
+    <w:bookmarkEnd w:id="41"/>
+    <w:bookmarkStart w:id="43" w:name="data-availability"/>
     <w:p>
       <w:pPr>
         <w:pStyle w:val="Heading2"/>
@@ -7262,7 +7319,7 @@
       <w:r>
         <w:t xml:space="preserve"> </w:t>
       </w:r>
-      <w:hyperlink r:id="rId39">
+      <w:hyperlink r:id="rId42">
         <w:r>
           <w:rPr>
             <w:rStyle w:val="Hyperlink"/>
@@ -7289,8 +7346,8 @@
         <w:t xml:space="preserve">directory.</w:t>
       </w:r>
     </w:p>
-    <w:bookmarkEnd w:id="40"/>
-    <w:bookmarkStart w:id="41" w:name="vi.-references"/>
+    <w:bookmarkEnd w:id="43"/>
+    <w:bookmarkStart w:id="44" w:name="vi.-references"/>
     <w:p>
       <w:pPr>
         <w:pStyle w:val="Heading2"/>
@@ -8208,8 +8265,8 @@
         <w:t xml:space="preserve">, 42(5), 249-261.</w:t>
       </w:r>
     </w:p>
-    <w:bookmarkEnd w:id="41"/>
-    <w:bookmarkStart w:id="61" w:name="X199d8bdf0a7031a38d03893b0cde34a798f4f89"/>
+    <w:bookmarkEnd w:id="44"/>
+    <w:bookmarkStart w:id="64" w:name="X199d8bdf0a7031a38d03893b0cde34a798f4f89"/>
     <w:p>
       <w:pPr>
         <w:pStyle w:val="Heading1"/>
@@ -8226,7 +8283,7 @@
         <w:t xml:space="preserve">This supplementary document provides the exact mathematical formulations, closed-form piecewise functions, and complete numerical parameter specifications governing the twelve internal processing stages of the Open-NL algorithmic cascade.</w:t>
       </w:r>
     </w:p>
-    <w:bookmarkStart w:id="42" w:name="s.i.-the-twelve-stage-execution-cascade"/>
+    <w:bookmarkStart w:id="45" w:name="s.i.-the-twelve-stage-execution-cascade"/>
     <w:p>
       <w:pPr>
         <w:pStyle w:val="Heading2"/>
@@ -8751,8 +8808,8 @@
         </w:pict>
       </w:r>
     </w:p>
-    <w:bookmarkEnd w:id="42"/>
-    <w:bookmarkStart w:id="43" w:name="Xeaef5506da3edd31002bc94fafc185b6d41da55"/>
+    <w:bookmarkEnd w:id="45"/>
+    <w:bookmarkStart w:id="46" w:name="Xeaef5506da3edd31002bc94fafc185b6d41da55"/>
     <w:p>
       <w:pPr>
         <w:pStyle w:val="Heading2"/>
@@ -8986,8 +9043,8 @@
         </w:pict>
       </w:r>
     </w:p>
-    <w:bookmarkEnd w:id="43"/>
-    <w:bookmarkStart w:id="44" w:name="X96ab0a9fba5af9c6812e9f7cc7800ac4fad22e8"/>
+    <w:bookmarkEnd w:id="46"/>
+    <w:bookmarkStart w:id="47" w:name="X96ab0a9fba5af9c6812e9f7cc7800ac4fad22e8"/>
     <w:p>
       <w:pPr>
         <w:pStyle w:val="Heading2"/>
@@ -9100,8 +9157,8 @@
         </w:pict>
       </w:r>
     </w:p>
-    <w:bookmarkEnd w:id="44"/>
-    <w:bookmarkStart w:id="45" w:name="X669c51b973cf1df587761673cf4502b813d5402"/>
+    <w:bookmarkEnd w:id="47"/>
+    <w:bookmarkStart w:id="48" w:name="X669c51b973cf1df587761673cf4502b813d5402"/>
     <w:p>
       <w:pPr>
         <w:pStyle w:val="Heading2"/>
@@ -9459,8 +9516,8 @@
         </w:pict>
       </w:r>
     </w:p>
-    <w:bookmarkEnd w:id="45"/>
-    <w:bookmarkStart w:id="46" w:name="X3520c1cb61bb884ab77446ae68003e3cd397088"/>
+    <w:bookmarkEnd w:id="48"/>
+    <w:bookmarkStart w:id="49" w:name="X3520c1cb61bb884ab77446ae68003e3cd397088"/>
     <w:p>
       <w:pPr>
         <w:pStyle w:val="Heading2"/>
@@ -9955,8 +10012,8 @@
         </w:pict>
       </w:r>
     </w:p>
-    <w:bookmarkEnd w:id="46"/>
-    <w:bookmarkStart w:id="48" w:name="X6e6bbe8d7226e7a62e3d7cc76d8363507a8372a"/>
+    <w:bookmarkEnd w:id="49"/>
+    <w:bookmarkStart w:id="51" w:name="X6e6bbe8d7226e7a62e3d7cc76d8363507a8372a"/>
     <w:p>
       <w:pPr>
         <w:pStyle w:val="Heading2"/>
@@ -10079,7 +10136,7 @@
         <w:t xml:space="preserve"> </w:t>
       </w:r>
     </w:p>
-    <w:bookmarkStart w:id="47" w:name="ablation-of-sd-lfp-constraints"/>
+    <w:bookmarkStart w:id="50" w:name="ablation-of-sd-lfp-constraints"/>
     <w:p>
       <w:pPr>
         <w:pStyle w:val="Heading3"/>
@@ -11541,9 +11598,9 @@
         </w:pict>
       </w:r>
     </w:p>
-    <w:bookmarkEnd w:id="47"/>
-    <w:bookmarkEnd w:id="48"/>
-    <w:bookmarkStart w:id="49" w:name="X1d7e58ca7a5c418104c7d9bb30ca387444044e2"/>
+    <w:bookmarkEnd w:id="50"/>
+    <w:bookmarkEnd w:id="51"/>
+    <w:bookmarkStart w:id="52" w:name="X1d7e58ca7a5c418104c7d9bb30ca387444044e2"/>
     <w:p>
       <w:pPr>
         <w:pStyle w:val="Heading2"/>
@@ -11715,8 +11772,8 @@
         </w:pict>
       </w:r>
     </w:p>
-    <w:bookmarkEnd w:id="49"/>
-    <w:bookmarkStart w:id="50" w:name="X58b7a5606a9d394b58c330c28b4915dc6f557c4"/>
+    <w:bookmarkEnd w:id="52"/>
+    <w:bookmarkStart w:id="53" w:name="X58b7a5606a9d394b58c330c28b4915dc6f557c4"/>
     <w:p>
       <w:pPr>
         <w:pStyle w:val="Heading2"/>
@@ -12218,8 +12275,8 @@
         </w:pict>
       </w:r>
     </w:p>
-    <w:bookmarkEnd w:id="50"/>
-    <w:bookmarkStart w:id="51" w:name="Xe5addb221ffea56d219c6e37b2c5f93245199c9"/>
+    <w:bookmarkEnd w:id="53"/>
+    <w:bookmarkStart w:id="54" w:name="Xe5addb221ffea56d219c6e37b2c5f93245199c9"/>
     <w:p>
       <w:pPr>
         <w:pStyle w:val="Heading2"/>
@@ -12400,8 +12457,8 @@
         </w:pict>
       </w:r>
     </w:p>
-    <w:bookmarkEnd w:id="51"/>
-    <w:bookmarkStart w:id="52" w:name="X4ddd66e3761074d4e38ad05efe8133e6f63404a"/>
+    <w:bookmarkEnd w:id="54"/>
+    <w:bookmarkStart w:id="55" w:name="X4ddd66e3761074d4e38ad05efe8133e6f63404a"/>
     <w:p>
       <w:pPr>
         <w:pStyle w:val="Heading2"/>
@@ -12529,8 +12586,8 @@
         </w:pict>
       </w:r>
     </w:p>
-    <w:bookmarkEnd w:id="52"/>
-    <w:bookmarkStart w:id="53" w:name="X7dbefbc854c5fab60c399bdc0762b7c0c9ee020"/>
+    <w:bookmarkEnd w:id="55"/>
+    <w:bookmarkStart w:id="56" w:name="X7dbefbc854c5fab60c399bdc0762b7c0c9ee020"/>
     <w:p>
       <w:pPr>
         <w:pStyle w:val="Heading2"/>
@@ -15047,8 +15104,8 @@
         </w:pict>
       </w:r>
     </w:p>
-    <w:bookmarkEnd w:id="53"/>
-    <w:bookmarkStart w:id="54" w:name="Xafc1a044145bab7e1071cf7a5b5f114024b942b"/>
+    <w:bookmarkEnd w:id="56"/>
+    <w:bookmarkStart w:id="57" w:name="Xafc1a044145bab7e1071cf7a5b5f114024b942b"/>
     <w:p>
       <w:pPr>
         <w:pStyle w:val="Heading2"/>
@@ -16407,8 +16464,8 @@
         </w:pict>
       </w:r>
     </w:p>
-    <w:bookmarkEnd w:id="54"/>
-    <w:bookmarkStart w:id="59" w:name="X6aba22c5b3a86c3d8673c48fb9962e80a413c41"/>
+    <w:bookmarkEnd w:id="57"/>
+    <w:bookmarkStart w:id="62" w:name="X6aba22c5b3a86c3d8673c48fb9962e80a413c41"/>
     <w:p>
       <w:pPr>
         <w:pStyle w:val="Heading2"/>
@@ -16446,7 +16503,7 @@
         <w:t xml:space="preserve">).</w:t>
       </w:r>
     </w:p>
-    <w:bookmarkStart w:id="55" w:name="parameter-vector-and-gain-formation"/>
+    <w:bookmarkStart w:id="58" w:name="parameter-vector-and-gain-formation"/>
     <w:p>
       <w:pPr>
         <w:pStyle w:val="Heading3"/>
@@ -16691,8 +16748,8 @@
         <w:t xml:space="preserve"> </w:t>
       </w:r>
     </w:p>
-    <w:bookmarkEnd w:id="55"/>
-    <w:bookmarkStart w:id="56" w:name="loss-function-formulation"/>
+    <w:bookmarkEnd w:id="58"/>
+    <w:bookmarkStart w:id="59" w:name="loss-function-formulation"/>
     <w:p>
       <w:pPr>
         <w:pStyle w:val="Heading3"/>
@@ -16779,8 +16836,8 @@
         <w:t xml:space="preserve">transfer function.</w:t>
       </w:r>
     </w:p>
-    <w:bookmarkEnd w:id="56"/>
-    <w:bookmarkStart w:id="57" w:name="X935b7f85179958d53130ebaa6f54c123e2e6e5e"/>
+    <w:bookmarkEnd w:id="59"/>
+    <w:bookmarkStart w:id="60" w:name="X935b7f85179958d53130ebaa6f54c123e2e6e5e"/>
     <w:p>
       <w:pPr>
         <w:pStyle w:val="Heading3"/>
@@ -18510,8 +18567,8 @@
         <w:t xml:space="preserve"> </w:t>
       </w:r>
     </w:p>
-    <w:bookmarkEnd w:id="57"/>
-    <w:bookmarkStart w:id="58" w:name="X2b451cd6420aeb3d859351a37ea4a75fdfb106e"/>
+    <w:bookmarkEnd w:id="60"/>
+    <w:bookmarkStart w:id="61" w:name="X2b451cd6420aeb3d859351a37ea4a75fdfb106e"/>
     <w:p>
       <w:pPr>
         <w:pStyle w:val="Heading3"/>
@@ -19135,9 +19192,9 @@
         </w:pict>
       </w:r>
     </w:p>
-    <w:bookmarkEnd w:id="58"/>
-    <w:bookmarkEnd w:id="59"/>
-    <w:bookmarkStart w:id="60" w:name="references"/>
+    <w:bookmarkEnd w:id="61"/>
+    <w:bookmarkEnd w:id="62"/>
+    <w:bookmarkStart w:id="63" w:name="references"/>
     <w:p>
       <w:pPr>
         <w:pStyle w:val="Heading2"/>
@@ -19314,8 +19371,8 @@
         <w:t xml:space="preserve">, 119(1), 41-44. https://doi.org/10.1121/1.2108861</w:t>
       </w:r>
     </w:p>
-    <w:bookmarkEnd w:id="60"/>
-    <w:bookmarkEnd w:id="61"/>
+    <w:bookmarkEnd w:id="63"/>
+    <w:bookmarkEnd w:id="64"/>
     <w:sectPr>
       <w:footnotePr>
         <w:numRestart w:val="eachSect"/>

--- a/OpenNL_manuscript_combined.docx
+++ b/OpenNL_manuscript_combined.docx
@@ -1146,33 +1146,7 @@
         <w:pStyle w:val="BodyText"/>
       </w:pPr>
       <w:r>
-        <w:t xml:space="preserve">Crucially, an inspection of these heuristics reveals a profound</w:t>
-      </w:r>
-      <w:r>
-        <w:t xml:space="preserve"> </w:t>
-      </w:r>
-      <w:r>
-        <w:rPr>
-          <w:b/>
-          <w:bCs/>
-        </w:rPr>
-        <w:t xml:space="preserve">asymmetry in evidentiary support</w:t>
-      </w:r>
-      <w:r>
-        <w:t xml:space="preserve">. Several prominent constants—most notably the 75% air-bone-gap restoration rule and the 1.5:1 Comfort-in-Noise clamp—are pragmatic engineering choices without direct empirical derivation. The 75% ABG fraction, while standard in clinical prescriptive software (Johnson, 2013a) to avoid receiver saturation and MPO clipping, has never been empirically established against patient preference or speech recognition. Similarly, the 1.5:1 CIN clamp is an asserted heuristic inspired by NAL-NL3 (Kitterick et al., 2026) to mitigate listening fatigue, but lacks independent perceptual validation. In sharp contrast, the 3.0:1 Compression Ratio (CR) upper ceiling enforced across the WDRC stages and optimizer loss function represents the</w:t>
-      </w:r>
-      <w:r>
-        <w:t xml:space="preserve"> </w:t>
-      </w:r>
-      <w:r>
-        <w:rPr>
-          <w:b/>
-          <w:bCs/>
-        </w:rPr>
-        <w:t xml:space="preserve">best-supported constant in the framework</w:t>
-      </w:r>
-      <w:r>
-        <w:t xml:space="preserve">. This boundary is firmly anchored in the extensive empirical literature by Pamela Souza and colleagues (Souza, 2002; Souza, Jenstad, &amp; Boike, 2006), which demonstrates that compression ratios exceeding ~3.0:1 cause severe temporal envelope flattening, loss of acoustic contrast, and speech-in-noise deficits. Documenting this asymmetry prevents conflating validated psychoacoustic limits with arbitrary engineering heuristics.</w:t>
+        <w:t xml:space="preserve">Crucially, an inspection of these heuristics reveals a profound asymmetry in evidentiary support. Several prominent constants—most notably the 75% air-bone-gap restoration rule and the 1.5:1 Comfort-in-Noise clamp—are pragmatic engineering choices without direct empirical derivation. The 75% ABG fraction, while standard in clinical prescriptive software (Johnson, 2013a) to avoid receiver saturation and MPO clipping, has never been empirically established against patient preference or speech recognition. Similarly, the 1.5:1 CIN clamp is an asserted heuristic inspired by NAL-NL3 (Kitterick et al., 2026) to mitigate listening fatigue, but lacks independent perceptual validation. In sharp contrast, the 3.0:1 Compression Ratio (CR) upper ceiling enforced across the WDRC stages and optimizer loss function represents the best-supported constant in the framework. This boundary is firmly anchored in the extensive empirical literature by Pamela Souza and colleagues (Souza, 2002; Souza, Jenstad, &amp; Boike, 2006), which demonstrates that compression ratios exceeding ~3.0:1 cause severe temporal envelope flattening, loss of acoustic contrast, and speech-in-noise deficits. Documenting this asymmetry prevents conflating validated psychoacoustic limits with arbitrary engineering heuristics.</w:t>
       </w:r>
     </w:p>
     <w:bookmarkEnd w:id="15"/>

--- a/OpenNL_manuscript_combined.docx
+++ b/OpenNL_manuscript_combined.docx
@@ -472,7 +472,25 @@
         <w:t xml:space="preserve">calculate_loudness()</w:t>
       </w:r>
       <w:r>
-        <w:t xml:space="preserve">—were developed by the author as original contributions. In accordance with AIP Publishing guidelines, AI tool usage is explicitly disclosed: Google Gemini (DeepMind, Google LLC) was utilized as an interactive programming and copyediting assistant for refactoring C++ and R algorithms, generating data visualizations, and condensing manuscript prose into JASA standards. The author rigorously reviewed and verified all outputs, taking full responsibility for algorithm design, data integrity, and manuscript content. Specifically, all AI-refactored computational logic was systematically verified by executing exact numerical regression tests against pre-refactor outputs across the seven canonical audiometric profiles, ensuring absolute mathematical parity during translation.</w:t>
+        <w:t xml:space="preserve">—were developed by the author as original contributions.</w:t>
+      </w:r>
+    </w:p>
+    <w:p>
+      <w:pPr>
+        <w:pStyle w:val="BodyText"/>
+      </w:pPr>
+      <w:r>
+        <w:rPr>
+          <w:i/>
+          <w:iCs/>
+        </w:rPr>
+        <w:t xml:space="preserve">Declaration of Generative AI and AI-assisted technologies in the research process:</w:t>
+      </w:r>
+      <w:r>
+        <w:t xml:space="preserve"> </w:t>
+      </w:r>
+      <w:r>
+        <w:t xml:space="preserve">In accordance with AIP Publishing guidelines, the author explicitly discloses the use of Gemini 3.1 Pro (DeepMind, Google LLC) during the preparation of this work as an interactive programming and copyediting assistant. The AI was utilized strictly to refactor C++ and R algorithms, generate data visualizations, and condense manuscript prose to adhere to JASA formatting standards. After using this tool, the author rigorously reviewed and edited all outputs, taking full accountability for the underlying algorithm design, theoretical hypotheses, and final manuscript content. Specifically, to guarantee computational integrity, all AI-assisted algorithmic refactoring was systematically verified by the author via exact numerical regression testing against pre-refactor outputs across the seven canonical audiometric profiles, confirming absolute mathematical parity during translation.</w:t>
       </w:r>
     </w:p>
     <w:bookmarkEnd w:id="13"/>

--- a/OpenNL_manuscript_combined.docx
+++ b/OpenNL_manuscript_combined.docx
@@ -3060,7 +3060,7 @@
               <a:graphicData uri="http://schemas.openxmlformats.org/drawingml/2006/picture">
                 <pic:pic>
                   <pic:nvPicPr>
-                    <pic:cNvPr descr="manuscript_figures/Figure4_Sensitivity.png" id="20" name="Picture"/>
+                    <pic:cNvPr descr="figures/Figure4_Sensitivity.png" id="20" name="Picture"/>
                     <pic:cNvPicPr>
                       <a:picLocks noChangeArrowheads="1" noChangeAspect="1"/>
                     </pic:cNvPicPr>
@@ -3832,7 +3832,7 @@
               <a:graphicData uri="http://schemas.openxmlformats.org/drawingml/2006/picture">
                 <pic:pic>
                   <pic:nvPicPr>
-                    <pic:cNvPr descr="manuscript_figures/Figure5_BlandAltman.png" id="27" name="Picture"/>
+                    <pic:cNvPr descr="figures/Figure5_BlandAltman.png" id="27" name="Picture"/>
                     <pic:cNvPicPr>
                       <a:picLocks noChangeArrowheads="1" noChangeAspect="1"/>
                     </pic:cNvPicPr>
@@ -6338,7 +6338,7 @@
               <a:graphicData uri="http://schemas.openxmlformats.org/drawingml/2006/picture">
                 <pic:pic>
                   <pic:nvPicPr>
-                    <pic:cNvPr descr="manuscript_figures/OpenNL_vs_NALNL2_SII_Grouped.png" id="30" name="Picture"/>
+                    <pic:cNvPr descr="figures/OpenNL_vs_NALNL2_SII_Grouped.png" id="30" name="Picture"/>
                     <pic:cNvPicPr>
                       <a:picLocks noChangeArrowheads="1" noChangeAspect="1"/>
                     </pic:cNvPicPr>
@@ -6393,7 +6393,7 @@
               <a:graphicData uri="http://schemas.openxmlformats.org/drawingml/2006/picture">
                 <pic:pic>
                   <pic:nvPicPr>
-                    <pic:cNvPr descr="manuscript_figures/OpenNL_vs_NALNL2_Gain_Final.png" id="33" name="Picture"/>
+                    <pic:cNvPr descr="figures/OpenNL_vs_NALNL2_Gain_Final.png" id="33" name="Picture"/>
                     <pic:cNvPicPr>
                       <a:picLocks noChangeArrowheads="1" noChangeAspect="1"/>
                     </pic:cNvPicPr>
